--- a/week4/Stage_1_Tutorial_Student_Handout.docx
+++ b/week4/Stage_1_Tutorial_Student_Handout.docx
@@ -487,7 +487,10 @@
           </w:tcPr>
           <w:p>
             <w:r>
-              <w:t>Doctor</w:t>
+              <w:t>P</w:t>
+            </w:r>
+            <w:r>
+              <w:t>ractitioner</w:t>
             </w:r>
           </w:p>
         </w:tc>
@@ -609,7 +612,16 @@
         <w:t xml:space="preserve">3. </w:t>
       </w:r>
       <w:r>
-        <w:t xml:space="preserve"> Can the patient see different doctors?</w:t>
+        <w:t xml:space="preserve"> Can the patient see different </w:t>
+      </w:r>
+      <w:r>
+        <w:t>practitioner</w:t>
+      </w:r>
+      <w:r>
+        <w:t>s</w:t>
+      </w:r>
+      <w:r>
+        <w:t>?</w:t>
       </w:r>
     </w:p>
     <w:p>
@@ -900,7 +912,10 @@
               <w:t xml:space="preserve">Accept </w:t>
             </w:r>
             <w:r>
-              <w:t xml:space="preserve">Doctor will need to search the </w:t>
+              <w:t xml:space="preserve">practitioner </w:t>
+            </w:r>
+            <w:r>
+              <w:t xml:space="preserve">will need to search the </w:t>
             </w:r>
             <w:r>
               <w:t>patient’s</w:t>
@@ -1924,7 +1939,6 @@
   <w:style w:type="character" w:default="1" w:styleId="DefaultParagraphFont">
     <w:name w:val="Default Paragraph Font"/>
     <w:uiPriority w:val="1"/>
-    <w:semiHidden/>
     <w:unhideWhenUsed/>
   </w:style>
   <w:style w:type="table" w:default="1" w:styleId="TableNormal">
